--- a/entregables/Acuerdo_Marco_La_Nostra_Production.docx
+++ b/entregables/Acuerdo_Marco_La_Nostra_Production.docx
@@ -205,7 +205,7 @@
         <w:t xml:space="preserve">Producción y entregas: </w:t>
       </w:r>
       <w:r>
-        <w:t xml:space="preserve">El material se editará y entregará de forma progresiva durante el transcurso del mes, conforme al paquete contratado.</w:t>
+        <w:t xml:space="preserve">Por cada fecha de rodaje, el material será editado y entregado dentro de un plazo de cinco (5) a ocho (8) días posteriores a dicha fecha, distribuido en dos (2) entregas ("drops") de tres (3) reels cada una.</w:t>
       </w:r>
     </w:p>
     <w:p>
